--- a/week4/AI_support/quiz4.docx
+++ b/week4/AI_support/quiz4.docx
@@ -31,7 +31,6 @@
       <w:pPr>
         <w:jc w:val="center"/>
         <w:rPr>
-          <w:rFonts w:hint="eastAsia"/>
           <w:b/>
           <w:bCs/>
         </w:rPr>
@@ -40,6 +39,7 @@
         <w:rPr>
           <w:b/>
           <w:bCs/>
+          <w:noProof/>
         </w:rPr>
         <w:drawing>
           <wp:inline distT="0" distB="0" distL="0" distR="0" wp14:anchorId="7053CFD4" wp14:editId="7519CE34">
@@ -81,6 +81,7 @@
         <w:rPr>
           <w:b/>
           <w:bCs/>
+          <w:noProof/>
         </w:rPr>
         <w:drawing>
           <wp:inline distT="0" distB="0" distL="0" distR="0" wp14:anchorId="366274BD" wp14:editId="5C46ECD2">
@@ -122,6 +123,7 @@
         <w:rPr>
           <w:b/>
           <w:bCs/>
+          <w:noProof/>
         </w:rPr>
         <w:drawing>
           <wp:inline distT="0" distB="0" distL="0" distR="0" wp14:anchorId="2F0FEE48" wp14:editId="0027E697">
@@ -163,6 +165,7 @@
         <w:rPr>
           <w:b/>
           <w:bCs/>
+          <w:noProof/>
         </w:rPr>
         <w:drawing>
           <wp:inline distT="0" distB="0" distL="0" distR="0" wp14:anchorId="5B52FCEF" wp14:editId="2E901A58">
@@ -204,6 +207,7 @@
         <w:rPr>
           <w:b/>
           <w:bCs/>
+          <w:noProof/>
         </w:rPr>
         <w:drawing>
           <wp:inline distT="0" distB="0" distL="0" distR="0" wp14:anchorId="784008CC" wp14:editId="639413B5">
@@ -245,6 +249,7 @@
         <w:rPr>
           <w:b/>
           <w:bCs/>
+          <w:noProof/>
         </w:rPr>
         <w:lastRenderedPageBreak/>
         <w:drawing>
@@ -287,6 +292,7 @@
         <w:rPr>
           <w:b/>
           <w:bCs/>
+          <w:noProof/>
         </w:rPr>
         <w:drawing>
           <wp:inline distT="0" distB="0" distL="0" distR="0" wp14:anchorId="7EB1D58B" wp14:editId="14088E12">
@@ -328,6 +334,7 @@
         <w:rPr>
           <w:b/>
           <w:bCs/>
+          <w:noProof/>
         </w:rPr>
         <w:drawing>
           <wp:inline distT="0" distB="0" distL="0" distR="0" wp14:anchorId="3A7E4E69" wp14:editId="3D475DAC">
@@ -369,6 +376,7 @@
         <w:rPr>
           <w:b/>
           <w:bCs/>
+          <w:noProof/>
         </w:rPr>
         <w:lastRenderedPageBreak/>
         <w:drawing>
@@ -411,6 +419,7 @@
         <w:rPr>
           <w:b/>
           <w:bCs/>
+          <w:noProof/>
         </w:rPr>
         <w:drawing>
           <wp:inline distT="0" distB="0" distL="0" distR="0" wp14:anchorId="44820632" wp14:editId="0753B23C">
@@ -452,6 +461,7 @@
         <w:rPr>
           <w:b/>
           <w:bCs/>
+          <w:noProof/>
         </w:rPr>
         <w:drawing>
           <wp:inline distT="0" distB="0" distL="0" distR="0" wp14:anchorId="7F8E57DA" wp14:editId="7EEE2037">
@@ -493,6 +503,7 @@
         <w:rPr>
           <w:b/>
           <w:bCs/>
+          <w:noProof/>
         </w:rPr>
         <w:drawing>
           <wp:inline distT="0" distB="0" distL="0" distR="0" wp14:anchorId="2408425B" wp14:editId="637AEB3F">
@@ -519,6 +530,105 @@
                     <a:xfrm>
                       <a:off x="0" y="0"/>
                       <a:ext cx="4320000" cy="1654977"/>
+                    </a:xfrm>
+                    <a:prstGeom prst="rect">
+                      <a:avLst/>
+                    </a:prstGeom>
+                  </pic:spPr>
+                </pic:pic>
+              </a:graphicData>
+            </a:graphic>
+          </wp:inline>
+        </w:drawing>
+      </w:r>
+    </w:p>
+    <w:p>
+      <w:pPr>
+        <w:widowControl/>
+        <w:rPr>
+          <w:b/>
+          <w:bCs/>
+        </w:rPr>
+      </w:pPr>
+      <w:r>
+        <w:rPr>
+          <w:b/>
+          <w:bCs/>
+        </w:rPr>
+        <w:br w:type="page"/>
+      </w:r>
+    </w:p>
+    <w:p>
+      <w:pPr>
+        <w:jc w:val="center"/>
+        <w:rPr>
+          <w:b/>
+          <w:bCs/>
+        </w:rPr>
+      </w:pPr>
+      <w:r>
+        <w:rPr>
+          <w:rFonts w:hint="eastAsia"/>
+          <w:b/>
+          <w:bCs/>
+        </w:rPr>
+        <w:lastRenderedPageBreak/>
+        <w:t>Q</w:t>
+      </w:r>
+      <w:r>
+        <w:rPr>
+          <w:b/>
+          <w:bCs/>
+        </w:rPr>
+        <w:t xml:space="preserve">UIZ 4 </w:t>
+      </w:r>
+      <w:r>
+        <w:rPr>
+          <w:rFonts w:hint="eastAsia"/>
+          <w:b/>
+          <w:bCs/>
+        </w:rPr>
+        <w:t>進階</w:t>
+      </w:r>
+    </w:p>
+    <w:p>
+      <w:pPr>
+        <w:jc w:val="center"/>
+        <w:rPr>
+          <w:b/>
+          <w:bCs/>
+        </w:rPr>
+      </w:pPr>
+      <w:r>
+        <w:rPr>
+          <w:b/>
+          <w:bCs/>
+        </w:rPr>
+        <w:drawing>
+          <wp:inline distT="0" distB="0" distL="0" distR="0" wp14:anchorId="7900FF5E" wp14:editId="1C287BCF">
+            <wp:extent cx="4320000" cy="1033971"/>
+            <wp:effectExtent l="0" t="0" r="4445" b="0"/>
+            <wp:docPr id="15" name="圖片 15"/>
+            <wp:cNvGraphicFramePr>
+              <a:graphicFrameLocks xmlns:a="http://schemas.openxmlformats.org/drawingml/2006/main" noChangeAspect="1"/>
+            </wp:cNvGraphicFramePr>
+            <a:graphic xmlns:a="http://schemas.openxmlformats.org/drawingml/2006/main">
+              <a:graphicData uri="http://schemas.openxmlformats.org/drawingml/2006/picture">
+                <pic:pic xmlns:pic="http://schemas.openxmlformats.org/drawingml/2006/picture">
+                  <pic:nvPicPr>
+                    <pic:cNvPr id="1" name=""/>
+                    <pic:cNvPicPr/>
+                  </pic:nvPicPr>
+                  <pic:blipFill>
+                    <a:blip r:embed="rId16"/>
+                    <a:stretch>
+                      <a:fillRect/>
+                    </a:stretch>
+                  </pic:blipFill>
+                  <pic:spPr>
+                    <a:xfrm>
+                      <a:off x="0" y="0"/>
+                      <a:ext cx="4320000" cy="1033971"/>
                     </a:xfrm>
                     <a:prstGeom prst="rect">
                       <a:avLst/>
